--- a/materialien/Welt6_Endgegner/5_Loesungen/AQ_W6_AB1_LSG.docx
+++ b/materialien/Welt6_Endgegner/5_Loesungen/AQ_W6_AB1_LSG.docx
@@ -2976,7 +2976,7 @@
                 <w:sz w:val="20"/>
                 <w:szCs w:val="20"/>
               </w:rPr>
-              <w:t xml:space="preserve">a) (1) Zeile i = 2: pos muss 1 bleiben – die Bedingung ist tage[i] &gt; max (7 &gt; 7 ist falsch), nicht ≥. (2) Die Zeile für i = 3 (tage[3] = 2, keine Änderung) fehlt – jede Zeile ist ein Durchlauf. (3) Die Endzeile fehlt: Nach dem letzten Durchlauf wird i auf 5 erhöht, die Schleife endet (5 &lt; 5 ist falsch).</w:t>
+              <w:t xml:space="preserve">a) (1) Zeile i = 2: pos muss 1 bleiben – die Bedingung ist tage[i] &gt; max (7 &gt; 7 ist falsch), nicht ≥. (2) Die Zeile für i = 3 (tage[3] = 2, keine Änderung) fehlt – die markierte Stelle am Ende des Schleifenrumpfs wird in jedem Durchlauf erreicht, also bekommt jeder Durchlauf eine Zeile. (3) Die Endzeile (Markierung nach der Schleife) fehlt: Nach dem letzten Durchlauf wird i auf 5 erhöht, die Schleife endet (5 &lt; 5 ist falsch).</w:t>
             </w:r>
           </w:p>
           <w:p>
